--- a/thesis.docx
+++ b/thesis.docx
@@ -357,7 +357,7 @@
       </w:pPr>
       <w:r>
         <w:pict w14:anchorId="3EB867F9">
-          <v:rect id="_x0000_i1039" style="width:0;height:1.5pt" o:hralign="center" o:hrstd="t" o:hr="t" fillcolor="#a0a0a0" stroked="f"/>
+          <v:rect id="_x0000_i1025" style="width:0;height:1.5pt" o:hralign="center" o:hrstd="t" o:hr="t" fillcolor="#a0a0a0" stroked="f"/>
         </w:pict>
       </w:r>
     </w:p>
@@ -888,7 +888,7 @@
       </w:pPr>
       <w:r>
         <w:pict w14:anchorId="7FB69D57">
-          <v:rect id="_x0000_i1047" style="width:0;height:1.5pt" o:hralign="center" o:hrstd="t" o:hr="t" fillcolor="#a0a0a0" stroked="f"/>
+          <v:rect id="_x0000_i1026" style="width:0;height:1.5pt" o:hralign="center" o:hrstd="t" o:hr="t" fillcolor="#a0a0a0" stroked="f"/>
         </w:pict>
       </w:r>
     </w:p>
@@ -968,15 +968,7 @@
       </w:r>
       <w:proofErr w:type="gramEnd"/>
       <w:r>
-        <w:t>设计原则、分布式事务处理等知识点动态关联，支持教师按技术</w:t>
-      </w:r>
-      <w:proofErr w:type="gramStart"/>
-      <w:r>
-        <w:t>栈</w:t>
-      </w:r>
-      <w:proofErr w:type="gramEnd"/>
-      <w:r>
-        <w:t>演变实时更新教学内容（问卷引用未公开数据）。这一能力有效弥补了传统教材更新滞后的缺陷，使教学资源与行业技术趋势保持同步。</w:t>
+        <w:t>设计原则、分布式事务处理等知识点动态关联，支持教师按技术栈演变实时更新教学内容（问卷引用未公开数据）。这一能力有效弥补了传统教材更新滞后的缺陷，使教学资源与行业技术趋势保持同步。</w:t>
       </w:r>
     </w:p>
     <w:p>
@@ -2036,9 +2028,6 @@
     <w:p>
       <w:pPr>
         <w:ind w:firstLine="480"/>
-        <w:rPr>
-          <w:rFonts w:hint="eastAsia"/>
-        </w:rPr>
       </w:pPr>
       <w:r>
         <w:rPr>
@@ -2726,7 +2715,7 @@
       </w:pPr>
       <w:r>
         <w:pict w14:anchorId="0BEBB144">
-          <v:rect id="_x0000_i1064" style="width:0;height:1.5pt" o:hralign="center" o:hrstd="t" o:hr="t" fillcolor="#a0a0a0" stroked="f"/>
+          <v:rect id="_x0000_i1027" style="width:0;height:1.5pt" o:hralign="center" o:hrstd="t" o:hr="t" fillcolor="#a0a0a0" stroked="f"/>
         </w:pict>
       </w:r>
     </w:p>
@@ -3793,7 +3782,7 @@
       </w:pPr>
       <w:r>
         <w:pict w14:anchorId="195808AD">
-          <v:rect id="_x0000_i1072" style="width:0;height:1.5pt" o:hralign="center" o:hrstd="t" o:hr="t" fillcolor="#a0a0a0" stroked="f"/>
+          <v:rect id="_x0000_i1028" style="width:0;height:1.5pt" o:hralign="center" o:hrstd="t" o:hr="t" fillcolor="#a0a0a0" stroked="f"/>
         </w:pict>
       </w:r>
     </w:p>
@@ -7792,7 +7781,7 @@
       <w:r>
         <w:lastRenderedPageBreak/>
         <w:pict w14:anchorId="71E793E1">
-          <v:rect id="_x0000_i1099" style="width:0;height:1.5pt" o:hralign="center" o:hrstd="t" o:hr="t" fillcolor="#a0a0a0" stroked="f"/>
+          <v:rect id="_x0000_i1029" style="width:0;height:1.5pt" o:hralign="center" o:hrstd="t" o:hr="t" fillcolor="#a0a0a0" stroked="f"/>
         </w:pict>
       </w:r>
     </w:p>
@@ -8348,15 +8337,7 @@
         <w:t>AI</w:t>
       </w:r>
       <w:r>
-        <w:t>检测模型，构建合</w:t>
-      </w:r>
-      <w:proofErr w:type="gramStart"/>
-      <w:r>
-        <w:t>规</w:t>
-      </w:r>
-      <w:proofErr w:type="gramEnd"/>
-      <w:r>
-        <w:t>性保障体系。</w:t>
+        <w:t>检测模型，构建合规性保障体系。</w:t>
       </w:r>
     </w:p>
     <w:p>
@@ -8739,7 +8720,40 @@
     </w:p>
     <w:p>
       <w:pPr>
-        <w:ind w:firstLine="480"/>
+        <w:pStyle w:val="ae"/>
+        <w:numPr>
+          <w:ilvl w:val="1"/>
+          <w:numId w:val="7"/>
+        </w:numPr>
+        <w:ind w:firstLineChars="0"/>
+      </w:pPr>
+      <w:r>
+        <w:rPr>
+          <w:rFonts w:hint="eastAsia"/>
+        </w:rPr>
+        <w:t>系统介绍：</w:t>
+      </w:r>
+    </w:p>
+    <w:p>
+      <w:pPr>
+        <w:pStyle w:val="ae"/>
+        <w:numPr>
+          <w:ilvl w:val="2"/>
+          <w:numId w:val="7"/>
+        </w:numPr>
+        <w:ind w:firstLineChars="0"/>
+      </w:pPr>
+      <w:r>
+        <w:rPr>
+          <w:rFonts w:hint="eastAsia"/>
+        </w:rPr>
+        <w:t>：</w:t>
+      </w:r>
+    </w:p>
+    <w:p>
+      <w:pPr>
+        <w:pStyle w:val="ae"/>
+        <w:ind w:left="2160" w:firstLineChars="0" w:firstLine="0"/>
         <w:rPr>
           <w:rFonts w:hint="eastAsia"/>
         </w:rPr>
@@ -10241,7 +10255,7 @@
   <w:abstractNum w:abstractNumId="11" w15:restartNumberingAfterBreak="0">
     <w:nsid w:val="362A307C"/>
     <w:multiLevelType w:val="multilevel"/>
-    <w:tmpl w:val="605414DE"/>
+    <w:tmpl w:val="8E50FB24"/>
     <w:lvl w:ilvl="0">
       <w:start w:val="1"/>
       <w:numFmt w:val="bullet"/>
@@ -10258,36 +10272,28 @@
         <w:sz w:val="20"/>
       </w:rPr>
     </w:lvl>
-    <w:lvl w:ilvl="1" w:tentative="1">
-      <w:start w:val="1"/>
-      <w:numFmt w:val="bullet"/>
-      <w:lvlText w:val=""/>
-      <w:lvlJc w:val="left"/>
-      <w:pPr>
-        <w:tabs>
-          <w:tab w:val="num" w:pos="1440"/>
-        </w:tabs>
+    <w:lvl w:ilvl="1">
+      <w:start w:val="2"/>
+      <w:numFmt w:val="decimal"/>
+      <w:lvlText w:val="%2."/>
+      <w:lvlJc w:val="left"/>
+      <w:pPr>
         <w:ind w:left="1440" w:hanging="360"/>
       </w:pPr>
       <w:rPr>
-        <w:rFonts w:ascii="Symbol" w:hAnsi="Symbol" w:hint="default"/>
-        <w:sz w:val="20"/>
+        <w:rFonts w:hint="default"/>
       </w:rPr>
     </w:lvl>
-    <w:lvl w:ilvl="2" w:tentative="1">
-      <w:start w:val="1"/>
-      <w:numFmt w:val="bullet"/>
-      <w:lvlText w:val=""/>
-      <w:lvlJc w:val="left"/>
-      <w:pPr>
-        <w:tabs>
-          <w:tab w:val="num" w:pos="2160"/>
-        </w:tabs>
+    <w:lvl w:ilvl="2">
+      <w:start w:val="1"/>
+      <w:numFmt w:val="decimal"/>
+      <w:lvlText w:val="%3."/>
+      <w:lvlJc w:val="left"/>
+      <w:pPr>
         <w:ind w:left="2160" w:hanging="360"/>
       </w:pPr>
       <w:rPr>
-        <w:rFonts w:ascii="Symbol" w:hAnsi="Symbol" w:hint="default"/>
-        <w:sz w:val="20"/>
+        <w:rFonts w:hint="default"/>
       </w:rPr>
     </w:lvl>
     <w:lvl w:ilvl="3" w:tentative="1">
@@ -12067,6 +12073,7 @@
   <w:style w:type="character" w:default="1" w:styleId="a0">
     <w:name w:val="Default Paragraph Font"/>
     <w:uiPriority w:val="1"/>
+    <w:semiHidden/>
     <w:unhideWhenUsed/>
   </w:style>
   <w:style w:type="table" w:default="1" w:styleId="a1">
